--- a/docs/Final_Report.docx
+++ b/docs/Final_Report.docx
@@ -1311,6 +1311,11 @@
         <w:tabs>
           <w:tab w:val="right" w:leader="dot" w:pos="8787"/>
         </w:tabs>
+        <w:rPr>
+          <w:rFonts w:hint="cs"/>
+          <w:rtl/>
+          <w:lang w:bidi="ar-YE"/>
+        </w:rPr>
       </w:pPr>
       <w:r>
         <w:rPr>
@@ -4095,7 +4100,7 @@
               <w:noProof/>
               <w:color w:val="FF0000"/>
             </w:rPr>
-            <w:instrText>2. Project Objectives</w:instrText>
+            <w:instrText>1. Introduction</w:instrText>
           </w:r>
           <w:r>
             <w:rPr>
@@ -4136,7 +4141,7 @@
               <w:noProof/>
               <w:color w:val="FF0000"/>
             </w:rPr>
-            <w:instrText>2. Project Objectives</w:instrText>
+            <w:instrText>1. Introduction</w:instrText>
           </w:r>
           <w:r>
             <w:rPr>
@@ -4162,7 +4167,7 @@
               <w:noProof/>
               <w:color w:val="FF0000"/>
             </w:rPr>
-            <w:t>2. Project Objectives</w:t>
+            <w:t>1. Introduction</w:t>
           </w:r>
           <w:r>
             <w:rPr>
